--- a/daily-reports/2026-08-31/report.docx
+++ b/daily-reports/2026-08-31/report.docx
@@ -37,19 +37,19 @@
         <w:br/>
       </w:r>
       <w:r>
-        <w:t>这是什么：这是一个自动研究系统，它能帮你做那些可以明确衡量、并且能在电脑上执行的研究任务。简单说，就是让电脑自动帮你做研究，并给出可验证的结果。</w:t>
+        <w:t>这是什么：PRAXIST 是一个自动化研究系统，它能帮你进行可衡量、可执行的研究。简单来说，它像一个智能助手，可以自动完成研究任务，并给出具体可操作的结果。</w:t>
         <w:br/>
       </w:r>
       <w:r>
-        <w:t>能用来做什么：你可以用它来自动收集数据、运行实验或分析结果，适合需要重复或大规模研究工作的场景。</w:t>
+        <w:t>能用来做什么：你可以用它来自动收集和分析数据，生成研究报告，或者执行重复性的研究步骤，节省时间和精力。</w:t>
         <w:br/>
       </w:r>
       <w:r>
-        <w:t>适用领域：科学研究、数据分析、自动化测试</w:t>
+        <w:t>适用领域：学术研究、市场调研、数据分析</w:t>
         <w:br/>
       </w:r>
       <w:r>
-        <w:t>对新手有什么帮助：对新手来说，它展示了如何用代码自动化研究流程，适合学习编程如何应用于实际研究。</w:t>
+        <w:t>对新手有什么帮助：对于新手，它展示了如何用代码自动化研究流程，适合学习如何将编程应用于实际研究任务。</w:t>
         <w:br/>
       </w:r>
       <w:r>
@@ -61,28 +61,28 @@
         <w:pStyle w:val="Heading2"/>
       </w:pPr>
       <w:r>
-        <w:t>2. HEJustinSun/my-girlfriend-jingtian-latex  ⭐ 4,142</w:t>
+        <w:t>2. HEJustinSun/my-girlfriend-jingtian-latex  ⭐ 4,143</w:t>
       </w:r>
     </w:p>
     <w:p>
       <w:r>
-        <w:t>语言：TeX ｜ Stars：4,142 ｜ Forks：651</w:t>
+        <w:t>语言：TeX ｜ Stars：4,143 ｜ Forks：651</w:t>
         <w:br/>
       </w:r>
       <w:r>
-        <w:t>这是什么：这个项目是一个用LaTeX（一种排版系统，类似高级的文档编辑工具）制作的个人简历或介绍文档，可能包含个人经历和技能。</w:t>
+        <w:t>这是什么：这个项目是一个用 LaTeX 编写的文档，可能是关于某个主题的排版示例。LaTeX 是一种专业的文档排版系统，常用于学术论文和书籍。</w:t>
         <w:br/>
       </w:r>
       <w:r>
-        <w:t>能用来做什么：你可以参考它的LaTeX代码来制作自己的简历或文档，尤其是学术或技术类的简历。</w:t>
+        <w:t>能用来做什么：你可以参考这个项目学习如何使用 LaTeX 排版，或者直接使用它的模板来制作自己的文档。</w:t>
         <w:br/>
       </w:r>
       <w:r>
-        <w:t>适用领域：个人简历、学术文档、排版设计</w:t>
+        <w:t>适用领域：学术写作、文档排版、简历制作</w:t>
         <w:br/>
       </w:r>
       <w:r>
-        <w:t>对新手有什么帮助：对新手来说，这是一个学习LaTeX排版的简单例子，可以帮你快速上手制作专业文档。</w:t>
+        <w:t>对新手有什么帮助：对于新手，这是一个很好的 LaTeX 入门示例，可以学习如何编写结构化的文档。</w:t>
         <w:br/>
       </w:r>
       <w:r>
@@ -94,28 +94,28 @@
         <w:pStyle w:val="Heading2"/>
       </w:pPr>
       <w:r>
-        <w:t>3. XiaoDuoYa/codex-with-chatgpt  ⭐ 1,396</w:t>
+        <w:t>3. XiaoDuoYa/codex-with-chatgpt  ⭐ 1,407</w:t>
       </w:r>
     </w:p>
     <w:p>
       <w:r>
-        <w:t>语言：TypeScript ｜ Stars：1,396 ｜ Forks：155</w:t>
+        <w:t>语言：TypeScript ｜ Stars：1,407 ｜ Forks：155</w:t>
         <w:br/>
       </w:r>
       <w:r>
-        <w:t>这是什么：这个项目结合了ChatGPT和Codex（一个编程助手），让ChatGPT负责思考规划，而Codex负责执行代码，实现智能编程协作。</w:t>
+        <w:t>这是什么：这个项目结合了 ChatGPT 和 Codex，让 ChatGPT 负责规划，Codex 负责执行。简单说，它让 AI 既能思考又能动手写代码。</w:t>
         <w:br/>
       </w:r>
       <w:r>
-        <w:t>能用来做什么：你可以用它来辅助编程，比如让ChatGPT生成代码逻辑，然后由Codex自动执行和调试。</w:t>
+        <w:t>能用来做什么：你可以用它来让 AI 自动完成编程任务，比如根据需求生成代码，或者辅助开发项目。</w:t>
         <w:br/>
       </w:r>
       <w:r>
-        <w:t>适用领域：软件开发、自动化编程、AI辅助开发</w:t>
+        <w:t>适用领域：软件开发、自动化编程、AI 辅助开发</w:t>
         <w:br/>
       </w:r>
       <w:r>
-        <w:t>对新手有什么帮助：对新手来说，它展示了如何利用AI工具提升编程效率，适合学习AI在编程中的应用。</w:t>
+        <w:t>对新手有什么帮助：对于新手，它展示了如何利用 AI 工具进行编程，是学习 AI 辅助开发的绝佳示例。</w:t>
         <w:br/>
       </w:r>
       <w:r>
@@ -127,20 +127,20 @@
         <w:pStyle w:val="Heading2"/>
       </w:pPr>
       <w:r>
-        <w:t>4. MetaMask-AI/metamask-desktop  ⭐ 1,225</w:t>
+        <w:t>4. MetaMask-AI/metamask-desktop  ⭐ 1,227</w:t>
       </w:r>
     </w:p>
     <w:p>
       <w:r>
-        <w:t>语言：CSS ｜ Stars：1,225 ｜ Forks：91</w:t>
+        <w:t>语言：CSS ｜ Stars：1,227 ｜ Forks：91</w:t>
         <w:br/>
       </w:r>
       <w:r>
-        <w:t>这是什么：这是MetaMask（一个加密货币钱包）的桌面版应用，让你在电脑上浏览支持以太坊区块链的网站，并进行交易。</w:t>
+        <w:t>这是什么：MetaMask 桌面版是一个浏览器扩展，让你能访问基于以太坊区块链的网站。简单说，它是连接你与去中心化应用的桥梁。</w:t>
         <w:br/>
       </w:r>
       <w:r>
-        <w:t>能用来做什么：你可以用它来管理加密货币资产，访问去中心化应用（DApps），比如游戏或金融应用。</w:t>
+        <w:t>能用来做什么：你可以用它来管理以太坊钱包、与去中心化应用交互，比如交易加密货币或使用区块链服务。</w:t>
         <w:br/>
       </w:r>
       <w:r>
@@ -148,7 +148,7 @@
         <w:br/>
       </w:r>
       <w:r>
-        <w:t>对新手有什么帮助：对新手来说，这是了解区块链和加密货币的入门工具，可以安全地体验数字资产管理。</w:t>
+        <w:t>对新手有什么帮助：对于新手，它提供了区块链应用的实例，帮助理解去中心化技术如何落地。</w:t>
         <w:br/>
       </w:r>
       <w:r>
@@ -160,28 +160,28 @@
         <w:pStyle w:val="Heading2"/>
       </w:pPr>
       <w:r>
-        <w:t>5. wide-trace/open-higgsfield  ⭐ 1,081</w:t>
+        <w:t>5. wide-trace/open-higgsfield  ⭐ 1,083</w:t>
       </w:r>
     </w:p>
     <w:p>
       <w:r>
-        <w:t>语言：TypeScript ｜ Stars：1,081 ｜ Forks：15</w:t>
+        <w:t>语言：TypeScript ｜ Stars：1,083 ｜ Forks：15</w:t>
         <w:br/>
       </w:r>
       <w:r>
-        <w:t>这是什么：这是一个图像和视频生成的工作室，你只需输入一个提示词，就能生成内容，每个模型有各自的设置，所有作品都会保存在一个画廊里。</w:t>
+        <w:t>这是什么：这是一个图像和视频生成的工作室，你只需输入一个提示词，就能生成图片或视频，并集中管理所有作品。</w:t>
         <w:br/>
       </w:r>
       <w:r>
-        <w:t>能用来做什么：你可以用它来创作图片或视频，比如生成艺术画作、短视频或设计素材。</w:t>
+        <w:t>能用来做什么：你可以用它来快速生成创意图片或视频，比如制作海报、短视频素材，或者探索 AI 艺术创作。</w:t>
         <w:br/>
       </w:r>
       <w:r>
-        <w:t>适用领域：创意设计、内容创作、AI生成艺术</w:t>
+        <w:t>适用领域：数字艺术、内容创作、设计</w:t>
         <w:br/>
       </w:r>
       <w:r>
-        <w:t>对新手有什么帮助：对新手来说，它提供了直观的界面，让你无需编程就能体验AI生成图像和视频的乐趣。</w:t>
+        <w:t>对新手有什么帮助：对于新手，它简化了 AI 生成的过程，让你轻松体验 AI 创作的乐趣，并学习如何利用 AI 工具。</w:t>
         <w:br/>
       </w:r>
       <w:r>
@@ -220,7 +220,7 @@
       </w:r>
       <w:r>
         <w:br/>
-        <w:t>摘要：Academa是一个利用大语言模型自动生成长篇STEM讲座视频的平台，旨在通过AI技术降低高质量教育内容的制作门槛，值得关注因为它可能改变在线教育的内容生产方式。</w:t>
+        <w:t>摘要：Academa 是一个利用大型语言模型生成长篇 STEM 讲座视频的项目，旨在通过 AI 自动制作高质量教育内容，降低学习门槛，值得关注因为它展示了 LLM 在教育领域的创新应用。</w:t>
       </w:r>
     </w:p>
     <w:p>
@@ -239,7 +239,7 @@
       </w:r>
       <w:r>
         <w:br/>
-        <w:t>摘要：这篇文章探讨了大型语言模型对语言多样性的影响，指出LLM的普及可能导致某些语言的使用减少，呼吁关注AI技术对文化多样性的潜在威胁，值得关注因为它涉及AI的社会影响。</w:t>
+        <w:t>摘要：这篇文章探讨了大型语言模型对语言多样性的潜在影响，指出 LLM 可能加速小众语言的消亡，引发对 AI 技术伦理和文化保护的思考，值得关注因为它涉及 AI 的社会影响。</w:t>
       </w:r>
     </w:p>
     <w:p>
@@ -263,7 +263,7 @@
       </w:r>
       <w:r>
         <w:br/>
-        <w:t>摘要：一项新研究显示，仅用一块GPU，Claude模型通过自我对齐技术，在48小时内将训练效率提升了15000倍，大幅降低了计算成本，值得关注因为它展示了AI训练效率的巨大提升潜力。</w:t>
+        <w:t>摘要：一项新研究显示，使用单个 GPU 和 Claude 模型，通过自我对齐技术，AI 训练效率提升了 15000 倍，大幅降低计算成本，值得关注因为它可能改变 AI 训练的经济性。</w:t>
       </w:r>
     </w:p>
     <w:p>
@@ -279,7 +279,7 @@
       </w:r>
       <w:r>
         <w:br/>
-        <w:t>摘要：苹果公司的最新研究表明，使用纯中文进行推理训练与使用英文训练的效果几乎没有差异，这挑战了语言对模型性能影响的传统认知，值得关注因为它对多语言AI开发具有重要指导意义。</w:t>
+        <w:t>摘要：苹果的最新研究表明，使用纯中文进行推理训练与英文训练的效果几乎无差异，挑战了语言对模型性能影响的假设，值得关注因为它对多语言 AI 开发有重要启示。</w:t>
       </w:r>
     </w:p>
     <w:sectPr>
